--- a/docs/modeles_civicrm_vierges/038-ARRIVEE-confirmation_refus_prise_en_charge_cendres.docx
+++ b/docs/modeles_civicrm_vierges/038-ARRIVEE-confirmation_refus_prise_en_charge_cendres.docx
@@ -395,7 +395,157 @@
                 <w:szCs w:val="18"/>
                 <w:lang w:val="en-US"/>
               </w:rPr>
-              <w:t>{Tokens_PAQPF_Champs_de_fusion_1.Contact_RelationshipCache_Contact_01.postal_greeting_display} {Tokens_PAQPF_Champs_de_fusion_1.CONCAT_WS_Contact_RelationshipCache_Contact_01_last_name_Contact_RelationshipCache_Contact_01_nick_name}</w:t>
+              <w:t>{Tokens_PAQPF_Champs_de_fusion_</w:t>
+            </w:r>
+            <w:proofErr w:type="gramStart"/>
+            <w:r>
+              <w:rPr>
+                <w:rFonts w:ascii="Arial" w:hAnsi="Arial" w:cs="Arial"/>
+                <w:sz w:val="18"/>
+                <w:szCs w:val="18"/>
+                <w:lang w:val="en-US"/>
+              </w:rPr>
+              <w:t>1.Contact</w:t>
+            </w:r>
+            <w:proofErr w:type="gramEnd"/>
+            <w:r>
+              <w:rPr>
+                <w:rFonts w:ascii="Arial" w:hAnsi="Arial" w:cs="Arial"/>
+                <w:sz w:val="18"/>
+                <w:szCs w:val="18"/>
+                <w:lang w:val="en-US"/>
+              </w:rPr>
+              <w:t>_RelationshipCache_Contact_</w:t>
+            </w:r>
+            <w:proofErr w:type="gramStart"/>
+            <w:r>
+              <w:rPr>
+                <w:rFonts w:ascii="Arial" w:hAnsi="Arial" w:cs="Arial"/>
+                <w:sz w:val="18"/>
+                <w:szCs w:val="18"/>
+                <w:lang w:val="en-US"/>
+              </w:rPr>
+              <w:t>01.postal</w:t>
+            </w:r>
+            <w:proofErr w:type="gramEnd"/>
+            <w:r>
+              <w:rPr>
+                <w:rFonts w:ascii="Arial" w:hAnsi="Arial" w:cs="Arial"/>
+                <w:sz w:val="18"/>
+                <w:szCs w:val="18"/>
+                <w:lang w:val="en-US"/>
+              </w:rPr>
+              <w:t>_greeting_</w:t>
+            </w:r>
+            <w:proofErr w:type="gramStart"/>
+            <w:r>
+              <w:rPr>
+                <w:rFonts w:ascii="Arial" w:hAnsi="Arial" w:cs="Arial"/>
+                <w:sz w:val="18"/>
+                <w:szCs w:val="18"/>
+                <w:lang w:val="en-US"/>
+              </w:rPr>
+              <w:t xml:space="preserve">display} </w:t>
+            </w:r>
+            <w:r>
+              <w:t xml:space="preserve"> </w:t>
+            </w:r>
+            <w:r>
+              <w:rPr>
+                <w:rFonts w:ascii="Arial" w:hAnsi="Arial" w:cs="Arial"/>
+                <w:sz w:val="18"/>
+                <w:szCs w:val="18"/>
+                <w:lang w:val="en-US"/>
+              </w:rPr>
+              <w:t>{</w:t>
+            </w:r>
+            <w:proofErr w:type="gramEnd"/>
+            <w:r>
+              <w:rPr>
+                <w:rFonts w:ascii="Arial" w:hAnsi="Arial" w:cs="Arial"/>
+                <w:sz w:val="18"/>
+                <w:szCs w:val="18"/>
+                <w:lang w:val="en-US"/>
+              </w:rPr>
+              <w:t>Tokens_PAQPF_Champs_de_fusion_</w:t>
+            </w:r>
+            <w:proofErr w:type="gramStart"/>
+            <w:r>
+              <w:rPr>
+                <w:rFonts w:ascii="Arial" w:hAnsi="Arial" w:cs="Arial"/>
+                <w:sz w:val="18"/>
+                <w:szCs w:val="18"/>
+                <w:lang w:val="en-US"/>
+              </w:rPr>
+              <w:t>1.Contact</w:t>
+            </w:r>
+            <w:proofErr w:type="gramEnd"/>
+            <w:r>
+              <w:rPr>
+                <w:rFonts w:ascii="Arial" w:hAnsi="Arial" w:cs="Arial"/>
+                <w:sz w:val="18"/>
+                <w:szCs w:val="18"/>
+                <w:lang w:val="en-US"/>
+              </w:rPr>
+              <w:t>_RelationshipCache_Contact_</w:t>
+            </w:r>
+            <w:proofErr w:type="gramStart"/>
+            <w:r>
+              <w:rPr>
+                <w:rFonts w:ascii="Arial" w:hAnsi="Arial" w:cs="Arial"/>
+                <w:sz w:val="18"/>
+                <w:szCs w:val="18"/>
+                <w:lang w:val="en-US"/>
+              </w:rPr>
+              <w:t>01.first</w:t>
+            </w:r>
+            <w:proofErr w:type="gramEnd"/>
+            <w:r>
+              <w:rPr>
+                <w:rFonts w:ascii="Arial" w:hAnsi="Arial" w:cs="Arial"/>
+                <w:sz w:val="18"/>
+                <w:szCs w:val="18"/>
+                <w:lang w:val="en-US"/>
+              </w:rPr>
+              <w:t>_name}</w:t>
+            </w:r>
+            <w:r>
+              <w:rPr>
+                <w:rFonts w:ascii="Arial" w:hAnsi="Arial" w:cs="Arial"/>
+                <w:sz w:val="18"/>
+                <w:szCs w:val="18"/>
+                <w:lang w:val="en-US"/>
+              </w:rPr>
+              <w:t xml:space="preserve"> </w:t>
+            </w:r>
+            <w:r>
+              <w:rPr>
+                <w:rFonts w:ascii="Arial" w:hAnsi="Arial" w:cs="Arial"/>
+                <w:sz w:val="18"/>
+                <w:szCs w:val="18"/>
+                <w:lang w:val="en-US"/>
+              </w:rPr>
+              <w:t>{Tokens_PAQPF_Champs_de_fusion_</w:t>
+            </w:r>
+            <w:proofErr w:type="gramStart"/>
+            <w:r>
+              <w:rPr>
+                <w:rFonts w:ascii="Arial" w:hAnsi="Arial" w:cs="Arial"/>
+                <w:sz w:val="18"/>
+                <w:szCs w:val="18"/>
+                <w:lang w:val="en-US"/>
+              </w:rPr>
+              <w:t>1.CONCAT</w:t>
+            </w:r>
+            <w:proofErr w:type="gramEnd"/>
+            <w:r>
+              <w:rPr>
+                <w:rFonts w:ascii="Arial" w:hAnsi="Arial" w:cs="Arial"/>
+                <w:sz w:val="18"/>
+                <w:szCs w:val="18"/>
+                <w:lang w:val="en-US"/>
+              </w:rPr>
+              <w:t>_WS_Contact_RelationshipCache_Contact_01_last_name_Contact_RelationshipCache_Contact_01_nick_name}</w:t>
             </w:r>
           </w:p>
           <w:p>
@@ -416,7 +566,67 @@
                 <w:szCs w:val="18"/>
                 <w:lang w:val="en-US"/>
               </w:rPr>
-              <w:t>{Tokens_PAQPF_Champs_de_fusion_1.Contact_RelationshipCache_Contact_01.address_primary.street_address}</w:t>
+              <w:t>{Tokens_PAQPF_Champs_de_fusion_</w:t>
+            </w:r>
+            <w:proofErr w:type="gramStart"/>
+            <w:r>
+              <w:rPr>
+                <w:rFonts w:ascii="Arial" w:hAnsi="Arial" w:cs="Arial"/>
+                <w:sz w:val="18"/>
+                <w:szCs w:val="18"/>
+                <w:lang w:val="en-US"/>
+              </w:rPr>
+              <w:t>1.Contact</w:t>
+            </w:r>
+            <w:proofErr w:type="gramEnd"/>
+            <w:r>
+              <w:rPr>
+                <w:rFonts w:ascii="Arial" w:hAnsi="Arial" w:cs="Arial"/>
+                <w:sz w:val="18"/>
+                <w:szCs w:val="18"/>
+                <w:lang w:val="en-US"/>
+              </w:rPr>
+              <w:t>_RelationshipCache_Contact_</w:t>
+            </w:r>
+            <w:proofErr w:type="gramStart"/>
+            <w:r>
+              <w:rPr>
+                <w:rFonts w:ascii="Arial" w:hAnsi="Arial" w:cs="Arial"/>
+                <w:sz w:val="18"/>
+                <w:szCs w:val="18"/>
+                <w:lang w:val="en-US"/>
+              </w:rPr>
+              <w:t>01.address</w:t>
+            </w:r>
+            <w:proofErr w:type="gramEnd"/>
+            <w:r>
+              <w:rPr>
+                <w:rFonts w:ascii="Arial" w:hAnsi="Arial" w:cs="Arial"/>
+                <w:sz w:val="18"/>
+                <w:szCs w:val="18"/>
+                <w:lang w:val="en-US"/>
+              </w:rPr>
+              <w:t>_</w:t>
+            </w:r>
+            <w:proofErr w:type="gramStart"/>
+            <w:r>
+              <w:rPr>
+                <w:rFonts w:ascii="Arial" w:hAnsi="Arial" w:cs="Arial"/>
+                <w:sz w:val="18"/>
+                <w:szCs w:val="18"/>
+                <w:lang w:val="en-US"/>
+              </w:rPr>
+              <w:t>primary.street</w:t>
+            </w:r>
+            <w:proofErr w:type="gramEnd"/>
+            <w:r>
+              <w:rPr>
+                <w:rFonts w:ascii="Arial" w:hAnsi="Arial" w:cs="Arial"/>
+                <w:sz w:val="18"/>
+                <w:szCs w:val="18"/>
+                <w:lang w:val="en-US"/>
+              </w:rPr>
+              <w:t>_address}</w:t>
             </w:r>
           </w:p>
           <w:p>
@@ -437,7 +647,67 @@
                 <w:szCs w:val="18"/>
                 <w:lang w:val="en-US"/>
               </w:rPr>
-              <w:t>{Tokens_PAQPF_Champs_de_fusion_1.Contact_RelationshipCache_Contact_01.address_primary.supplemental_address_1}</w:t>
+              <w:t>{Tokens_PAQPF_Champs_de_fusion_</w:t>
+            </w:r>
+            <w:proofErr w:type="gramStart"/>
+            <w:r>
+              <w:rPr>
+                <w:rFonts w:ascii="Arial" w:hAnsi="Arial" w:cs="Arial"/>
+                <w:sz w:val="18"/>
+                <w:szCs w:val="18"/>
+                <w:lang w:val="en-US"/>
+              </w:rPr>
+              <w:t>1.Contact</w:t>
+            </w:r>
+            <w:proofErr w:type="gramEnd"/>
+            <w:r>
+              <w:rPr>
+                <w:rFonts w:ascii="Arial" w:hAnsi="Arial" w:cs="Arial"/>
+                <w:sz w:val="18"/>
+                <w:szCs w:val="18"/>
+                <w:lang w:val="en-US"/>
+              </w:rPr>
+              <w:t>_RelationshipCache_Contact_</w:t>
+            </w:r>
+            <w:proofErr w:type="gramStart"/>
+            <w:r>
+              <w:rPr>
+                <w:rFonts w:ascii="Arial" w:hAnsi="Arial" w:cs="Arial"/>
+                <w:sz w:val="18"/>
+                <w:szCs w:val="18"/>
+                <w:lang w:val="en-US"/>
+              </w:rPr>
+              <w:t>01.address</w:t>
+            </w:r>
+            <w:proofErr w:type="gramEnd"/>
+            <w:r>
+              <w:rPr>
+                <w:rFonts w:ascii="Arial" w:hAnsi="Arial" w:cs="Arial"/>
+                <w:sz w:val="18"/>
+                <w:szCs w:val="18"/>
+                <w:lang w:val="en-US"/>
+              </w:rPr>
+              <w:t>_</w:t>
+            </w:r>
+            <w:proofErr w:type="gramStart"/>
+            <w:r>
+              <w:rPr>
+                <w:rFonts w:ascii="Arial" w:hAnsi="Arial" w:cs="Arial"/>
+                <w:sz w:val="18"/>
+                <w:szCs w:val="18"/>
+                <w:lang w:val="en-US"/>
+              </w:rPr>
+              <w:t>primary.supplemental</w:t>
+            </w:r>
+            <w:proofErr w:type="gramEnd"/>
+            <w:r>
+              <w:rPr>
+                <w:rFonts w:ascii="Arial" w:hAnsi="Arial" w:cs="Arial"/>
+                <w:sz w:val="18"/>
+                <w:szCs w:val="18"/>
+                <w:lang w:val="en-US"/>
+              </w:rPr>
+              <w:t>_address_1}</w:t>
             </w:r>
           </w:p>
           <w:p>
@@ -478,18 +748,6 @@
               </w:rPr>
               <w:t>{Tokens_PAQPF_Champs_de_fusion_1.Contact_RelationshipCache_Contact_01.address_primary.city}</w:t>
             </w:r>
-          </w:p>
-          <w:p>
-            <w:pPr>
-              <w:pStyle w:val="Contenudetableau"/>
-              <w:ind w:left="283"/>
-              <w:rPr>
-                <w:rFonts w:ascii="Arial" w:hAnsi="Arial" w:cs="Arial"/>
-                <w:sz w:val="18"/>
-                <w:szCs w:val="18"/>
-                <w:lang w:val="en-US"/>
-              </w:rPr>
-            </w:pPr>
           </w:p>
         </w:tc>
       </w:tr>

--- a/docs/modeles_civicrm_vierges/038-ARRIVEE-confirmation_refus_prise_en_charge_cendres.docx
+++ b/docs/modeles_civicrm_vierges/038-ARRIVEE-confirmation_refus_prise_en_charge_cendres.docx
@@ -194,7 +194,25 @@
                 <w:sz w:val="16"/>
                 <w:szCs w:val="16"/>
               </w:rPr>
-              <w:t>{domain.supplemental_address_</w:t>
+              <w:t>{</w:t>
+            </w:r>
+            <w:proofErr w:type="gramStart"/>
+            <w:r>
+              <w:rPr>
+                <w:rFonts w:ascii="Arial" w:hAnsi="Arial" w:cs="Arial"/>
+                <w:sz w:val="16"/>
+                <w:szCs w:val="16"/>
+              </w:rPr>
+              <w:t>domain.supplemental</w:t>
+            </w:r>
+            <w:proofErr w:type="gramEnd"/>
+            <w:r>
+              <w:rPr>
+                <w:rFonts w:ascii="Arial" w:hAnsi="Arial" w:cs="Arial"/>
+                <w:sz w:val="16"/>
+                <w:szCs w:val="16"/>
+              </w:rPr>
+              <w:t>_address_</w:t>
             </w:r>
             <w:r>
               <w:rPr>
@@ -280,6 +298,7 @@
               <w:t>{</w:t>
             </w:r>
             <w:proofErr w:type="spellStart"/>
+            <w:proofErr w:type="gramStart"/>
             <w:r>
               <w:rPr>
                 <w:rFonts w:ascii="Arial" w:hAnsi="Arial" w:cs="Arial"/>
@@ -290,6 +309,7 @@
               <w:t>domain.city</w:t>
             </w:r>
             <w:proofErr w:type="spellEnd"/>
+            <w:proofErr w:type="gramEnd"/>
             <w:r>
               <w:rPr>
                 <w:rFonts w:ascii="Arial" w:hAnsi="Arial" w:cs="Arial"/>
@@ -361,8 +381,18 @@
                 <w:sz w:val="52"/>
                 <w:szCs w:val="52"/>
               </w:rPr>
-              <w:t>*{contact.id}*</w:t>
+              <w:t>*{</w:t>
             </w:r>
+            <w:proofErr w:type="gramStart"/>
+            <w:r>
+              <w:rPr>
+                <w:rFonts w:ascii="Libre Barcode 39" w:hAnsi="Libre Barcode 39"/>
+                <w:sz w:val="52"/>
+                <w:szCs w:val="52"/>
+              </w:rPr>
+              <w:t>contact.id}*</w:t>
+            </w:r>
+            <w:proofErr w:type="gramEnd"/>
           </w:p>
           <w:p>
             <w:pPr>
@@ -377,6 +407,418 @@
           <w:tcPr>
             <w:tcW w:w="5302" w:type="dxa"/>
           </w:tcPr>
+          <w:tbl>
+            <w:tblPr>
+              <w:tblpPr w:leftFromText="141" w:rightFromText="141" w:vertAnchor="text" w:tblpY="87"/>
+              <w:tblW w:w="5108" w:type="pct"/>
+              <w:tblLayout w:type="fixed"/>
+              <w:tblCellMar>
+                <w:left w:w="0" w:type="dxa"/>
+                <w:right w:w="0" w:type="dxa"/>
+              </w:tblCellMar>
+              <w:tblLook w:val="04A0" w:firstRow="1" w:lastRow="0" w:firstColumn="1" w:lastColumn="0" w:noHBand="0" w:noVBand="1"/>
+            </w:tblPr>
+            <w:tblGrid>
+              <w:gridCol w:w="5417"/>
+            </w:tblGrid>
+            <w:tr>
+              <w:tc>
+                <w:tcPr>
+                  <w:tcW w:w="5302" w:type="dxa"/>
+                </w:tcPr>
+                <w:p>
+                  <w:pPr>
+                    <w:pStyle w:val="Contenudetableau"/>
+                    <w:ind w:left="283"/>
+                    <w:rPr>
+                      <w:rFonts w:ascii="Arial" w:hAnsi="Arial" w:cs="Arial"/>
+                      <w:sz w:val="18"/>
+                      <w:szCs w:val="18"/>
+                      <w:lang w:val="en-US"/>
+                    </w:rPr>
+                  </w:pPr>
+                  <w:r>
+                    <w:rPr>
+                      <w:rFonts w:ascii="Arial" w:hAnsi="Arial" w:cs="Arial"/>
+                      <w:sz w:val="18"/>
+                      <w:szCs w:val="18"/>
+                      <w:lang w:val="en-US"/>
+                    </w:rPr>
+                    <w:t>{Tokens_PAQPF_Champs_de_fusion_1.Contact_RelationshipCache_Contact_01.postal_greeting_id:label}</w:t>
+                  </w:r>
+                  <w:r>
+                    <w:rPr>
+                      <w:rFonts w:ascii="Arial" w:hAnsi="Arial" w:cs="Arial"/>
+                      <w:sz w:val="18"/>
+                      <w:szCs w:val="18"/>
+                      <w:lang w:val="en-US"/>
+                    </w:rPr>
+                    <w:t xml:space="preserve">  </w:t>
+                  </w:r>
+                  <w:r>
+                    <w:rPr>
+                      <w:rFonts w:ascii="Arial" w:hAnsi="Arial" w:cs="Arial"/>
+                      <w:sz w:val="18"/>
+                      <w:szCs w:val="18"/>
+                      <w:lang w:val="en-US"/>
+                    </w:rPr>
+                    <w:t>{Tokens_PAQPF_Champs_de_fusion_1.Contact_RelationshipCache_Contact_01.first_name}</w:t>
+                  </w:r>
+                  <w:r>
+                    <w:rPr>
+                      <w:rFonts w:ascii="Arial" w:hAnsi="Arial" w:cs="Arial"/>
+                      <w:sz w:val="18"/>
+                      <w:szCs w:val="18"/>
+                      <w:lang w:val="en-US"/>
+                    </w:rPr>
+                    <w:t xml:space="preserve"> </w:t>
+                  </w:r>
+                  <w:r>
+                    <w:rPr>
+                      <w:rFonts w:ascii="Arial" w:hAnsi="Arial" w:cs="Arial"/>
+                      <w:sz w:val="18"/>
+                      <w:szCs w:val="18"/>
+                      <w:lang w:val="en-US"/>
+                    </w:rPr>
+                    <w:t>{Tokens_PAQPF_Champs_de_fusion_1.CONCAT_WS_Contact_RelationshipCache_Contact_01_last_name_Contact_RelationshipCache_Contact_01_nick_name}</w:t>
+                  </w:r>
+                </w:p>
+                <w:p>
+                  <w:pPr>
+                    <w:pStyle w:val="Contenudetableau"/>
+                    <w:ind w:left="283"/>
+                    <w:rPr>
+                      <w:rFonts w:ascii="Arial" w:hAnsi="Arial" w:cs="Arial"/>
+                      <w:sz w:val="18"/>
+                      <w:szCs w:val="18"/>
+                      <w:lang w:val="en-US"/>
+                    </w:rPr>
+                  </w:pPr>
+                  <w:r>
+                    <w:rPr>
+                      <w:rFonts w:ascii="Arial" w:hAnsi="Arial" w:cs="Arial"/>
+                      <w:sz w:val="18"/>
+                      <w:szCs w:val="18"/>
+                      <w:lang w:val="en-US"/>
+                    </w:rPr>
+                    <w:t>{Tokens_PAQPF_Champs_de_fusion_</w:t>
+                  </w:r>
+                  <w:proofErr w:type="gramStart"/>
+                  <w:r>
+                    <w:rPr>
+                      <w:rFonts w:ascii="Arial" w:hAnsi="Arial" w:cs="Arial"/>
+                      <w:sz w:val="18"/>
+                      <w:szCs w:val="18"/>
+                      <w:lang w:val="en-US"/>
+                    </w:rPr>
+                    <w:t>1.Contact</w:t>
+                  </w:r>
+                  <w:proofErr w:type="gramEnd"/>
+                  <w:r>
+                    <w:rPr>
+                      <w:rFonts w:ascii="Arial" w:hAnsi="Arial" w:cs="Arial"/>
+                      <w:sz w:val="18"/>
+                      <w:szCs w:val="18"/>
+                      <w:lang w:val="en-US"/>
+                    </w:rPr>
+                    <w:t>_RelationshipCache_Contact_</w:t>
+                  </w:r>
+                  <w:proofErr w:type="gramStart"/>
+                  <w:r>
+                    <w:rPr>
+                      <w:rFonts w:ascii="Arial" w:hAnsi="Arial" w:cs="Arial"/>
+                      <w:sz w:val="18"/>
+                      <w:szCs w:val="18"/>
+                      <w:lang w:val="en-US"/>
+                    </w:rPr>
+                    <w:t>01.address</w:t>
+                  </w:r>
+                  <w:proofErr w:type="gramEnd"/>
+                  <w:r>
+                    <w:rPr>
+                      <w:rFonts w:ascii="Arial" w:hAnsi="Arial" w:cs="Arial"/>
+                      <w:sz w:val="18"/>
+                      <w:szCs w:val="18"/>
+                      <w:lang w:val="en-US"/>
+                    </w:rPr>
+                    <w:t>_</w:t>
+                  </w:r>
+                  <w:proofErr w:type="gramStart"/>
+                  <w:r>
+                    <w:rPr>
+                      <w:rFonts w:ascii="Arial" w:hAnsi="Arial" w:cs="Arial"/>
+                      <w:sz w:val="18"/>
+                      <w:szCs w:val="18"/>
+                      <w:lang w:val="en-US"/>
+                    </w:rPr>
+                    <w:t>primary.street</w:t>
+                  </w:r>
+                  <w:proofErr w:type="gramEnd"/>
+                  <w:r>
+                    <w:rPr>
+                      <w:rFonts w:ascii="Arial" w:hAnsi="Arial" w:cs="Arial"/>
+                      <w:sz w:val="18"/>
+                      <w:szCs w:val="18"/>
+                      <w:lang w:val="en-US"/>
+                    </w:rPr>
+                    <w:t>_address}</w:t>
+                  </w:r>
+                </w:p>
+                <w:p>
+                  <w:pPr>
+                    <w:pStyle w:val="Contenudetableau"/>
+                    <w:ind w:left="283"/>
+                    <w:rPr>
+                      <w:rFonts w:ascii="Arial" w:hAnsi="Arial" w:cs="Arial"/>
+                      <w:sz w:val="18"/>
+                      <w:szCs w:val="18"/>
+                      <w:lang w:val="en-US"/>
+                    </w:rPr>
+                  </w:pPr>
+                  <w:r>
+                    <w:rPr>
+                      <w:rFonts w:ascii="Arial" w:hAnsi="Arial" w:cs="Arial"/>
+                      <w:sz w:val="18"/>
+                      <w:szCs w:val="18"/>
+                      <w:lang w:val="en-US"/>
+                    </w:rPr>
+                    <w:t>{Tokens_PAQPF_Champs_de_fusion_</w:t>
+                  </w:r>
+                  <w:proofErr w:type="gramStart"/>
+                  <w:r>
+                    <w:rPr>
+                      <w:rFonts w:ascii="Arial" w:hAnsi="Arial" w:cs="Arial"/>
+                      <w:sz w:val="18"/>
+                      <w:szCs w:val="18"/>
+                      <w:lang w:val="en-US"/>
+                    </w:rPr>
+                    <w:t>1.Contact</w:t>
+                  </w:r>
+                  <w:proofErr w:type="gramEnd"/>
+                  <w:r>
+                    <w:rPr>
+                      <w:rFonts w:ascii="Arial" w:hAnsi="Arial" w:cs="Arial"/>
+                      <w:sz w:val="18"/>
+                      <w:szCs w:val="18"/>
+                      <w:lang w:val="en-US"/>
+                    </w:rPr>
+                    <w:t>_RelationshipCache_Contact_</w:t>
+                  </w:r>
+                  <w:proofErr w:type="gramStart"/>
+                  <w:r>
+                    <w:rPr>
+                      <w:rFonts w:ascii="Arial" w:hAnsi="Arial" w:cs="Arial"/>
+                      <w:sz w:val="18"/>
+                      <w:szCs w:val="18"/>
+                      <w:lang w:val="en-US"/>
+                    </w:rPr>
+                    <w:t>01.address</w:t>
+                  </w:r>
+                  <w:proofErr w:type="gramEnd"/>
+                  <w:r>
+                    <w:rPr>
+                      <w:rFonts w:ascii="Arial" w:hAnsi="Arial" w:cs="Arial"/>
+                      <w:sz w:val="18"/>
+                      <w:szCs w:val="18"/>
+                      <w:lang w:val="en-US"/>
+                    </w:rPr>
+                    <w:t>_</w:t>
+                  </w:r>
+                  <w:proofErr w:type="gramStart"/>
+                  <w:r>
+                    <w:rPr>
+                      <w:rFonts w:ascii="Arial" w:hAnsi="Arial" w:cs="Arial"/>
+                      <w:sz w:val="18"/>
+                      <w:szCs w:val="18"/>
+                      <w:lang w:val="en-US"/>
+                    </w:rPr>
+                    <w:t>primary.supplemental</w:t>
+                  </w:r>
+                  <w:proofErr w:type="gramEnd"/>
+                  <w:r>
+                    <w:rPr>
+                      <w:rFonts w:ascii="Arial" w:hAnsi="Arial" w:cs="Arial"/>
+                      <w:sz w:val="18"/>
+                      <w:szCs w:val="18"/>
+                      <w:lang w:val="en-US"/>
+                    </w:rPr>
+                    <w:t>_address_1}</w:t>
+                  </w:r>
+                </w:p>
+                <w:p>
+                  <w:pPr>
+                    <w:pStyle w:val="Contenudetableau"/>
+                    <w:ind w:left="283"/>
+                    <w:rPr>
+                      <w:rFonts w:ascii="Arial" w:hAnsi="Arial" w:cs="Arial"/>
+                      <w:sz w:val="18"/>
+                      <w:szCs w:val="18"/>
+                      <w:lang w:val="en-US"/>
+                    </w:rPr>
+                  </w:pPr>
+                  <w:r>
+                    <w:rPr>
+                      <w:rFonts w:ascii="Arial" w:hAnsi="Arial" w:cs="Arial"/>
+                      <w:sz w:val="18"/>
+                      <w:szCs w:val="18"/>
+                      <w:lang w:val="en-US"/>
+                    </w:rPr>
+                    <w:t>{Tokens_PAQPF_Champs_de_fusion_</w:t>
+                  </w:r>
+                  <w:proofErr w:type="gramStart"/>
+                  <w:r>
+                    <w:rPr>
+                      <w:rFonts w:ascii="Arial" w:hAnsi="Arial" w:cs="Arial"/>
+                      <w:sz w:val="18"/>
+                      <w:szCs w:val="18"/>
+                      <w:lang w:val="en-US"/>
+                    </w:rPr>
+                    <w:t>1.Contact</w:t>
+                  </w:r>
+                  <w:proofErr w:type="gramEnd"/>
+                  <w:r>
+                    <w:rPr>
+                      <w:rFonts w:ascii="Arial" w:hAnsi="Arial" w:cs="Arial"/>
+                      <w:sz w:val="18"/>
+                      <w:szCs w:val="18"/>
+                      <w:lang w:val="en-US"/>
+                    </w:rPr>
+                    <w:t>_RelationshipCache_Contact_</w:t>
+                  </w:r>
+                  <w:proofErr w:type="gramStart"/>
+                  <w:r>
+                    <w:rPr>
+                      <w:rFonts w:ascii="Arial" w:hAnsi="Arial" w:cs="Arial"/>
+                      <w:sz w:val="18"/>
+                      <w:szCs w:val="18"/>
+                      <w:lang w:val="en-US"/>
+                    </w:rPr>
+                    <w:t>01.address</w:t>
+                  </w:r>
+                  <w:proofErr w:type="gramEnd"/>
+                  <w:r>
+                    <w:rPr>
+                      <w:rFonts w:ascii="Arial" w:hAnsi="Arial" w:cs="Arial"/>
+                      <w:sz w:val="18"/>
+                      <w:szCs w:val="18"/>
+                      <w:lang w:val="en-US"/>
+                    </w:rPr>
+                    <w:t>_</w:t>
+                  </w:r>
+                  <w:proofErr w:type="gramStart"/>
+                  <w:r>
+                    <w:rPr>
+                      <w:rFonts w:ascii="Arial" w:hAnsi="Arial" w:cs="Arial"/>
+                      <w:sz w:val="18"/>
+                      <w:szCs w:val="18"/>
+                      <w:lang w:val="en-US"/>
+                    </w:rPr>
+                    <w:t>primary.postal</w:t>
+                  </w:r>
+                  <w:proofErr w:type="gramEnd"/>
+                  <w:r>
+                    <w:rPr>
+                      <w:rFonts w:ascii="Arial" w:hAnsi="Arial" w:cs="Arial"/>
+                      <w:sz w:val="18"/>
+                      <w:szCs w:val="18"/>
+                      <w:lang w:val="en-US"/>
+                    </w:rPr>
+                    <w:t>_code}</w:t>
+                  </w:r>
+                  <w:r>
+                    <w:rPr>
+                      <w:rFonts w:ascii="Arial" w:hAnsi="Arial" w:cs="Arial"/>
+                      <w:sz w:val="18"/>
+                      <w:szCs w:val="18"/>
+                      <w:lang w:val="en-US"/>
+                    </w:rPr>
+                    <w:t xml:space="preserve"> </w:t>
+                  </w:r>
+                  <w:r>
+                    <w:rPr>
+                      <w:rFonts w:ascii="Arial" w:hAnsi="Arial" w:cs="Arial"/>
+                      <w:sz w:val="18"/>
+                      <w:szCs w:val="18"/>
+                      <w:lang w:val="en-US"/>
+                    </w:rPr>
+                    <w:t>{Tokens_PAQPF_Champs_de_fusion_</w:t>
+                  </w:r>
+                  <w:proofErr w:type="gramStart"/>
+                  <w:r>
+                    <w:rPr>
+                      <w:rFonts w:ascii="Arial" w:hAnsi="Arial" w:cs="Arial"/>
+                      <w:sz w:val="18"/>
+                      <w:szCs w:val="18"/>
+                      <w:lang w:val="en-US"/>
+                    </w:rPr>
+                    <w:t>1.Contact</w:t>
+                  </w:r>
+                  <w:proofErr w:type="gramEnd"/>
+                  <w:r>
+                    <w:rPr>
+                      <w:rFonts w:ascii="Arial" w:hAnsi="Arial" w:cs="Arial"/>
+                      <w:sz w:val="18"/>
+                      <w:szCs w:val="18"/>
+                      <w:lang w:val="en-US"/>
+                    </w:rPr>
+                    <w:t>_RelationshipCache_Contact_</w:t>
+                  </w:r>
+                  <w:proofErr w:type="gramStart"/>
+                  <w:r>
+                    <w:rPr>
+                      <w:rFonts w:ascii="Arial" w:hAnsi="Arial" w:cs="Arial"/>
+                      <w:sz w:val="18"/>
+                      <w:szCs w:val="18"/>
+                      <w:lang w:val="en-US"/>
+                    </w:rPr>
+                    <w:t>01.address</w:t>
+                  </w:r>
+                  <w:proofErr w:type="gramEnd"/>
+                  <w:r>
+                    <w:rPr>
+                      <w:rFonts w:ascii="Arial" w:hAnsi="Arial" w:cs="Arial"/>
+                      <w:sz w:val="18"/>
+                      <w:szCs w:val="18"/>
+                      <w:lang w:val="en-US"/>
+                    </w:rPr>
+                    <w:t>_</w:t>
+                  </w:r>
+                  <w:proofErr w:type="gramStart"/>
+                  <w:r>
+                    <w:rPr>
+                      <w:rFonts w:ascii="Arial" w:hAnsi="Arial" w:cs="Arial"/>
+                      <w:sz w:val="18"/>
+                      <w:szCs w:val="18"/>
+                      <w:lang w:val="en-US"/>
+                    </w:rPr>
+                    <w:t>primary.city</w:t>
+                  </w:r>
+                  <w:proofErr w:type="gramEnd"/>
+                  <w:r>
+                    <w:rPr>
+                      <w:rFonts w:ascii="Arial" w:hAnsi="Arial" w:cs="Arial"/>
+                      <w:sz w:val="18"/>
+                      <w:szCs w:val="18"/>
+                      <w:lang w:val="en-US"/>
+                    </w:rPr>
+                    <w:t>}</w:t>
+                  </w:r>
+                </w:p>
+                <w:p>
+                  <w:pPr>
+                    <w:pStyle w:val="Contenudetableau"/>
+                    <w:ind w:left="283"/>
+                    <w:rPr>
+                      <w:rFonts w:ascii="Arial" w:hAnsi="Arial" w:cs="Arial"/>
+                      <w:sz w:val="18"/>
+                      <w:szCs w:val="18"/>
+                      <w:lang w:val="en-US"/>
+                    </w:rPr>
+                  </w:pPr>
+                </w:p>
+              </w:tc>
+            </w:tr>
+          </w:tbl>
           <w:p>
             <w:pPr>
               <w:pStyle w:val="Contenudetableau"/>
@@ -388,366 +830,6 @@
                 <w:lang w:val="en-US"/>
               </w:rPr>
             </w:pPr>
-            <w:r>
-              <w:rPr>
-                <w:rFonts w:ascii="Arial" w:hAnsi="Arial" w:cs="Arial"/>
-                <w:sz w:val="18"/>
-                <w:szCs w:val="18"/>
-                <w:lang w:val="en-US"/>
-              </w:rPr>
-              <w:t>{Tokens_PAQPF_Champs_de_fusion_</w:t>
-            </w:r>
-            <w:proofErr w:type="gramStart"/>
-            <w:r>
-              <w:rPr>
-                <w:rFonts w:ascii="Arial" w:hAnsi="Arial" w:cs="Arial"/>
-                <w:sz w:val="18"/>
-                <w:szCs w:val="18"/>
-                <w:lang w:val="en-US"/>
-              </w:rPr>
-              <w:t>1.Contact</w:t>
-            </w:r>
-            <w:proofErr w:type="gramEnd"/>
-            <w:r>
-              <w:rPr>
-                <w:rFonts w:ascii="Arial" w:hAnsi="Arial" w:cs="Arial"/>
-                <w:sz w:val="18"/>
-                <w:szCs w:val="18"/>
-                <w:lang w:val="en-US"/>
-              </w:rPr>
-              <w:t>_RelationshipCache_Contact_</w:t>
-            </w:r>
-            <w:proofErr w:type="gramStart"/>
-            <w:r>
-              <w:rPr>
-                <w:rFonts w:ascii="Arial" w:hAnsi="Arial" w:cs="Arial"/>
-                <w:sz w:val="18"/>
-                <w:szCs w:val="18"/>
-                <w:lang w:val="en-US"/>
-              </w:rPr>
-              <w:t>01.postal</w:t>
-            </w:r>
-            <w:proofErr w:type="gramEnd"/>
-            <w:r>
-              <w:rPr>
-                <w:rFonts w:ascii="Arial" w:hAnsi="Arial" w:cs="Arial"/>
-                <w:sz w:val="18"/>
-                <w:szCs w:val="18"/>
-                <w:lang w:val="en-US"/>
-              </w:rPr>
-              <w:t>_greeting_</w:t>
-            </w:r>
-            <w:proofErr w:type="gramStart"/>
-            <w:r>
-              <w:rPr>
-                <w:rFonts w:ascii="Arial" w:hAnsi="Arial" w:cs="Arial"/>
-                <w:sz w:val="18"/>
-                <w:szCs w:val="18"/>
-                <w:lang w:val="en-US"/>
-              </w:rPr>
-              <w:t xml:space="preserve">display} </w:t>
-            </w:r>
-            <w:r>
-              <w:t xml:space="preserve"> </w:t>
-            </w:r>
-            <w:r>
-              <w:rPr>
-                <w:rFonts w:ascii="Arial" w:hAnsi="Arial" w:cs="Arial"/>
-                <w:sz w:val="18"/>
-                <w:szCs w:val="18"/>
-                <w:lang w:val="en-US"/>
-              </w:rPr>
-              <w:t>{</w:t>
-            </w:r>
-            <w:proofErr w:type="gramEnd"/>
-            <w:r>
-              <w:rPr>
-                <w:rFonts w:ascii="Arial" w:hAnsi="Arial" w:cs="Arial"/>
-                <w:sz w:val="18"/>
-                <w:szCs w:val="18"/>
-                <w:lang w:val="en-US"/>
-              </w:rPr>
-              <w:t>Tokens_PAQPF_Champs_de_fusion_</w:t>
-            </w:r>
-            <w:proofErr w:type="gramStart"/>
-            <w:r>
-              <w:rPr>
-                <w:rFonts w:ascii="Arial" w:hAnsi="Arial" w:cs="Arial"/>
-                <w:sz w:val="18"/>
-                <w:szCs w:val="18"/>
-                <w:lang w:val="en-US"/>
-              </w:rPr>
-              <w:t>1.Contact</w:t>
-            </w:r>
-            <w:proofErr w:type="gramEnd"/>
-            <w:r>
-              <w:rPr>
-                <w:rFonts w:ascii="Arial" w:hAnsi="Arial" w:cs="Arial"/>
-                <w:sz w:val="18"/>
-                <w:szCs w:val="18"/>
-                <w:lang w:val="en-US"/>
-              </w:rPr>
-              <w:t>_RelationshipCache_Contact_</w:t>
-            </w:r>
-            <w:proofErr w:type="gramStart"/>
-            <w:r>
-              <w:rPr>
-                <w:rFonts w:ascii="Arial" w:hAnsi="Arial" w:cs="Arial"/>
-                <w:sz w:val="18"/>
-                <w:szCs w:val="18"/>
-                <w:lang w:val="en-US"/>
-              </w:rPr>
-              <w:t>01.first</w:t>
-            </w:r>
-            <w:proofErr w:type="gramEnd"/>
-            <w:r>
-              <w:rPr>
-                <w:rFonts w:ascii="Arial" w:hAnsi="Arial" w:cs="Arial"/>
-                <w:sz w:val="18"/>
-                <w:szCs w:val="18"/>
-                <w:lang w:val="en-US"/>
-              </w:rPr>
-              <w:t>_name}</w:t>
-            </w:r>
-            <w:r>
-              <w:rPr>
-                <w:rFonts w:ascii="Arial" w:hAnsi="Arial" w:cs="Arial"/>
-                <w:sz w:val="18"/>
-                <w:szCs w:val="18"/>
-                <w:lang w:val="en-US"/>
-              </w:rPr>
-              <w:t xml:space="preserve"> </w:t>
-            </w:r>
-            <w:r>
-              <w:rPr>
-                <w:rFonts w:ascii="Arial" w:hAnsi="Arial" w:cs="Arial"/>
-                <w:sz w:val="18"/>
-                <w:szCs w:val="18"/>
-                <w:lang w:val="en-US"/>
-              </w:rPr>
-              <w:t>{Tokens_PAQPF_Champs_de_fusion_</w:t>
-            </w:r>
-            <w:proofErr w:type="gramStart"/>
-            <w:r>
-              <w:rPr>
-                <w:rFonts w:ascii="Arial" w:hAnsi="Arial" w:cs="Arial"/>
-                <w:sz w:val="18"/>
-                <w:szCs w:val="18"/>
-                <w:lang w:val="en-US"/>
-              </w:rPr>
-              <w:t>1.CONCAT</w:t>
-            </w:r>
-            <w:proofErr w:type="gramEnd"/>
-            <w:r>
-              <w:rPr>
-                <w:rFonts w:ascii="Arial" w:hAnsi="Arial" w:cs="Arial"/>
-                <w:sz w:val="18"/>
-                <w:szCs w:val="18"/>
-                <w:lang w:val="en-US"/>
-              </w:rPr>
-              <w:t>_WS_Contact_RelationshipCache_Contact_01_last_name_Contact_RelationshipCache_Contact_01_nick_name}</w:t>
-            </w:r>
-          </w:p>
-          <w:p>
-            <w:pPr>
-              <w:pStyle w:val="Contenudetableau"/>
-              <w:ind w:left="283"/>
-              <w:rPr>
-                <w:rFonts w:ascii="Arial" w:hAnsi="Arial" w:cs="Arial"/>
-                <w:sz w:val="18"/>
-                <w:szCs w:val="18"/>
-                <w:lang w:val="en-US"/>
-              </w:rPr>
-            </w:pPr>
-            <w:r>
-              <w:rPr>
-                <w:rFonts w:ascii="Arial" w:hAnsi="Arial" w:cs="Arial"/>
-                <w:sz w:val="18"/>
-                <w:szCs w:val="18"/>
-                <w:lang w:val="en-US"/>
-              </w:rPr>
-              <w:t>{Tokens_PAQPF_Champs_de_fusion_</w:t>
-            </w:r>
-            <w:proofErr w:type="gramStart"/>
-            <w:r>
-              <w:rPr>
-                <w:rFonts w:ascii="Arial" w:hAnsi="Arial" w:cs="Arial"/>
-                <w:sz w:val="18"/>
-                <w:szCs w:val="18"/>
-                <w:lang w:val="en-US"/>
-              </w:rPr>
-              <w:t>1.Contact</w:t>
-            </w:r>
-            <w:proofErr w:type="gramEnd"/>
-            <w:r>
-              <w:rPr>
-                <w:rFonts w:ascii="Arial" w:hAnsi="Arial" w:cs="Arial"/>
-                <w:sz w:val="18"/>
-                <w:szCs w:val="18"/>
-                <w:lang w:val="en-US"/>
-              </w:rPr>
-              <w:t>_RelationshipCache_Contact_</w:t>
-            </w:r>
-            <w:proofErr w:type="gramStart"/>
-            <w:r>
-              <w:rPr>
-                <w:rFonts w:ascii="Arial" w:hAnsi="Arial" w:cs="Arial"/>
-                <w:sz w:val="18"/>
-                <w:szCs w:val="18"/>
-                <w:lang w:val="en-US"/>
-              </w:rPr>
-              <w:t>01.address</w:t>
-            </w:r>
-            <w:proofErr w:type="gramEnd"/>
-            <w:r>
-              <w:rPr>
-                <w:rFonts w:ascii="Arial" w:hAnsi="Arial" w:cs="Arial"/>
-                <w:sz w:val="18"/>
-                <w:szCs w:val="18"/>
-                <w:lang w:val="en-US"/>
-              </w:rPr>
-              <w:t>_</w:t>
-            </w:r>
-            <w:proofErr w:type="gramStart"/>
-            <w:r>
-              <w:rPr>
-                <w:rFonts w:ascii="Arial" w:hAnsi="Arial" w:cs="Arial"/>
-                <w:sz w:val="18"/>
-                <w:szCs w:val="18"/>
-                <w:lang w:val="en-US"/>
-              </w:rPr>
-              <w:t>primary.street</w:t>
-            </w:r>
-            <w:proofErr w:type="gramEnd"/>
-            <w:r>
-              <w:rPr>
-                <w:rFonts w:ascii="Arial" w:hAnsi="Arial" w:cs="Arial"/>
-                <w:sz w:val="18"/>
-                <w:szCs w:val="18"/>
-                <w:lang w:val="en-US"/>
-              </w:rPr>
-              <w:t>_address}</w:t>
-            </w:r>
-          </w:p>
-          <w:p>
-            <w:pPr>
-              <w:pStyle w:val="Contenudetableau"/>
-              <w:ind w:left="283"/>
-              <w:rPr>
-                <w:rFonts w:ascii="Arial" w:hAnsi="Arial" w:cs="Arial"/>
-                <w:sz w:val="18"/>
-                <w:szCs w:val="18"/>
-                <w:lang w:val="en-US"/>
-              </w:rPr>
-            </w:pPr>
-            <w:r>
-              <w:rPr>
-                <w:rFonts w:ascii="Arial" w:hAnsi="Arial" w:cs="Arial"/>
-                <w:sz w:val="18"/>
-                <w:szCs w:val="18"/>
-                <w:lang w:val="en-US"/>
-              </w:rPr>
-              <w:t>{Tokens_PAQPF_Champs_de_fusion_</w:t>
-            </w:r>
-            <w:proofErr w:type="gramStart"/>
-            <w:r>
-              <w:rPr>
-                <w:rFonts w:ascii="Arial" w:hAnsi="Arial" w:cs="Arial"/>
-                <w:sz w:val="18"/>
-                <w:szCs w:val="18"/>
-                <w:lang w:val="en-US"/>
-              </w:rPr>
-              <w:t>1.Contact</w:t>
-            </w:r>
-            <w:proofErr w:type="gramEnd"/>
-            <w:r>
-              <w:rPr>
-                <w:rFonts w:ascii="Arial" w:hAnsi="Arial" w:cs="Arial"/>
-                <w:sz w:val="18"/>
-                <w:szCs w:val="18"/>
-                <w:lang w:val="en-US"/>
-              </w:rPr>
-              <w:t>_RelationshipCache_Contact_</w:t>
-            </w:r>
-            <w:proofErr w:type="gramStart"/>
-            <w:r>
-              <w:rPr>
-                <w:rFonts w:ascii="Arial" w:hAnsi="Arial" w:cs="Arial"/>
-                <w:sz w:val="18"/>
-                <w:szCs w:val="18"/>
-                <w:lang w:val="en-US"/>
-              </w:rPr>
-              <w:t>01.address</w:t>
-            </w:r>
-            <w:proofErr w:type="gramEnd"/>
-            <w:r>
-              <w:rPr>
-                <w:rFonts w:ascii="Arial" w:hAnsi="Arial" w:cs="Arial"/>
-                <w:sz w:val="18"/>
-                <w:szCs w:val="18"/>
-                <w:lang w:val="en-US"/>
-              </w:rPr>
-              <w:t>_</w:t>
-            </w:r>
-            <w:proofErr w:type="gramStart"/>
-            <w:r>
-              <w:rPr>
-                <w:rFonts w:ascii="Arial" w:hAnsi="Arial" w:cs="Arial"/>
-                <w:sz w:val="18"/>
-                <w:szCs w:val="18"/>
-                <w:lang w:val="en-US"/>
-              </w:rPr>
-              <w:t>primary.supplemental</w:t>
-            </w:r>
-            <w:proofErr w:type="gramEnd"/>
-            <w:r>
-              <w:rPr>
-                <w:rFonts w:ascii="Arial" w:hAnsi="Arial" w:cs="Arial"/>
-                <w:sz w:val="18"/>
-                <w:szCs w:val="18"/>
-                <w:lang w:val="en-US"/>
-              </w:rPr>
-              <w:t>_address_1}</w:t>
-            </w:r>
-          </w:p>
-          <w:p>
-            <w:pPr>
-              <w:pStyle w:val="Contenudetableau"/>
-              <w:ind w:left="283"/>
-              <w:rPr>
-                <w:rFonts w:ascii="Arial" w:hAnsi="Arial" w:cs="Arial"/>
-                <w:sz w:val="18"/>
-                <w:szCs w:val="18"/>
-                <w:lang w:val="en-US"/>
-              </w:rPr>
-            </w:pPr>
-            <w:r>
-              <w:rPr>
-                <w:rFonts w:ascii="Arial" w:hAnsi="Arial" w:cs="Arial"/>
-                <w:sz w:val="18"/>
-                <w:szCs w:val="18"/>
-                <w:lang w:val="en-US"/>
-              </w:rPr>
-              <w:t>{Tokens_PAQPF_Champs_de_fusion_1.Contact_RelationshipCache_Contact_01.address_primary.postal_code}</w:t>
-            </w:r>
-            <w:r>
-              <w:rPr>
-                <w:rFonts w:ascii="Arial" w:hAnsi="Arial" w:cs="Arial"/>
-                <w:sz w:val="18"/>
-                <w:szCs w:val="18"/>
-                <w:lang w:val="en-US"/>
-              </w:rPr>
-              <w:t xml:space="preserve"> </w:t>
-            </w:r>
-            <w:r>
-              <w:rPr>
-                <w:rFonts w:ascii="Arial" w:hAnsi="Arial" w:cs="Arial"/>
-                <w:sz w:val="18"/>
-                <w:szCs w:val="18"/>
-                <w:lang w:val="en-US"/>
-              </w:rPr>
-              <w:t>{Tokens_PAQPF_Champs_de_fusion_1.Contact_RelationshipCache_Contact_01.address_primary.city}</w:t>
-            </w:r>
           </w:p>
         </w:tc>
       </w:tr>
@@ -801,7 +883,69 @@
           <w:sz w:val="20"/>
           <w:szCs w:val="20"/>
         </w:rPr>
-        <w:t>{Tokens_PAQPF_Champs_de_fusion_1.Contact_RelationshipCache_Contact_01.postal_greeting_display},</w:t>
+        <w:t>{Tokens_PAQPF_Champs_de_fusion_</w:t>
+      </w:r>
+      <w:proofErr w:type="gramStart"/>
+      <w:r>
+        <w:rPr>
+          <w:rFonts w:ascii="Arial" w:hAnsi="Arial" w:cs="Arial"/>
+          <w:sz w:val="20"/>
+          <w:szCs w:val="20"/>
+        </w:rPr>
+        <w:t>1.Contact</w:t>
+      </w:r>
+      <w:proofErr w:type="gramEnd"/>
+      <w:r>
+        <w:rPr>
+          <w:rFonts w:ascii="Arial" w:hAnsi="Arial" w:cs="Arial"/>
+          <w:sz w:val="20"/>
+          <w:szCs w:val="20"/>
+        </w:rPr>
+        <w:t>_RelationshipCache_Contact_</w:t>
+      </w:r>
+      <w:proofErr w:type="gramStart"/>
+      <w:r>
+        <w:rPr>
+          <w:rFonts w:ascii="Arial" w:hAnsi="Arial" w:cs="Arial"/>
+          <w:sz w:val="20"/>
+          <w:szCs w:val="20"/>
+        </w:rPr>
+        <w:t>01.postal</w:t>
+      </w:r>
+      <w:proofErr w:type="gramEnd"/>
+      <w:r>
+        <w:rPr>
+          <w:rFonts w:ascii="Arial" w:hAnsi="Arial" w:cs="Arial"/>
+          <w:sz w:val="20"/>
+          <w:szCs w:val="20"/>
+        </w:rPr>
+        <w:t>_greeting_</w:t>
+      </w:r>
+      <w:proofErr w:type="gramStart"/>
+      <w:r>
+        <w:rPr>
+          <w:rFonts w:ascii="Arial" w:hAnsi="Arial" w:cs="Arial"/>
+          <w:sz w:val="20"/>
+          <w:szCs w:val="20"/>
+        </w:rPr>
+        <w:t>id:label</w:t>
+      </w:r>
+      <w:proofErr w:type="gramEnd"/>
+      <w:r>
+        <w:rPr>
+          <w:rFonts w:ascii="Arial" w:hAnsi="Arial" w:cs="Arial"/>
+          <w:sz w:val="20"/>
+          <w:szCs w:val="20"/>
+        </w:rPr>
+        <w:t>}</w:t>
+      </w:r>
+      <w:r>
+        <w:rPr>
+          <w:rFonts w:ascii="Arial" w:hAnsi="Arial" w:cs="Arial"/>
+          <w:sz w:val="20"/>
+          <w:szCs w:val="20"/>
+        </w:rPr>
+        <w:t>,</w:t>
       </w:r>
     </w:p>
     <w:p>
@@ -836,9 +980,37 @@
           <w:sz w:val="20"/>
           <w:szCs w:val="20"/>
         </w:rPr>
-        <w:t>Tokens_for_contact_Champs_de_fu.postal_greeting_id:label</w:t>
+        <w:t>Tokens_for_contact_Champs_de_</w:t>
+      </w:r>
+      <w:proofErr w:type="gramStart"/>
+      <w:r>
+        <w:rPr>
+          <w:rFonts w:ascii="Arial" w:hAnsi="Arial" w:cs="Arial"/>
+          <w:sz w:val="20"/>
+          <w:szCs w:val="20"/>
+        </w:rPr>
+        <w:t>fu.postal</w:t>
+      </w:r>
+      <w:proofErr w:type="gramEnd"/>
+      <w:r>
+        <w:rPr>
+          <w:rFonts w:ascii="Arial" w:hAnsi="Arial" w:cs="Arial"/>
+          <w:sz w:val="20"/>
+          <w:szCs w:val="20"/>
+        </w:rPr>
+        <w:t>_greeting_</w:t>
+      </w:r>
+      <w:proofErr w:type="gramStart"/>
+      <w:r>
+        <w:rPr>
+          <w:rFonts w:ascii="Arial" w:hAnsi="Arial" w:cs="Arial"/>
+          <w:sz w:val="20"/>
+          <w:szCs w:val="20"/>
+        </w:rPr>
+        <w:t>id:label</w:t>
       </w:r>
       <w:proofErr w:type="spellEnd"/>
+      <w:proofErr w:type="gramEnd"/>
       <w:r>
         <w:rPr>
           <w:rFonts w:ascii="Arial" w:hAnsi="Arial" w:cs="Arial"/>
@@ -848,13 +1020,23 @@
         <w:t>} {</w:t>
       </w:r>
       <w:proofErr w:type="spellStart"/>
-      <w:r>
-        <w:rPr>
-          <w:rFonts w:ascii="Arial" w:hAnsi="Arial" w:cs="Arial"/>
-          <w:sz w:val="20"/>
-          <w:szCs w:val="20"/>
-        </w:rPr>
-        <w:t>contact.first_name</w:t>
+      <w:proofErr w:type="gramStart"/>
+      <w:r>
+        <w:rPr>
+          <w:rFonts w:ascii="Arial" w:hAnsi="Arial" w:cs="Arial"/>
+          <w:sz w:val="20"/>
+          <w:szCs w:val="20"/>
+        </w:rPr>
+        <w:t>contact.first</w:t>
+      </w:r>
+      <w:proofErr w:type="gramEnd"/>
+      <w:r>
+        <w:rPr>
+          <w:rFonts w:ascii="Arial" w:hAnsi="Arial" w:cs="Arial"/>
+          <w:sz w:val="20"/>
+          <w:szCs w:val="20"/>
+        </w:rPr>
+        <w:t>_name</w:t>
       </w:r>
       <w:proofErr w:type="spellEnd"/>
       <w:r>
@@ -880,7 +1062,25 @@
           <w:sz w:val="20"/>
           <w:szCs w:val="20"/>
         </w:rPr>
-        <w:t>Tokens_for_contact_Champs_de_fu.CONCAT_WS_last_name_nick_name</w:t>
+        <w:t>Tokens_for_contact_Champs_de_</w:t>
+      </w:r>
+      <w:proofErr w:type="gramStart"/>
+      <w:r>
+        <w:rPr>
+          <w:rFonts w:ascii="Arial" w:hAnsi="Arial" w:cs="Arial"/>
+          <w:sz w:val="20"/>
+          <w:szCs w:val="20"/>
+        </w:rPr>
+        <w:t>fu.CONCAT</w:t>
+      </w:r>
+      <w:proofErr w:type="gramEnd"/>
+      <w:r>
+        <w:rPr>
+          <w:rFonts w:ascii="Arial" w:hAnsi="Arial" w:cs="Arial"/>
+          <w:sz w:val="20"/>
+          <w:szCs w:val="20"/>
+        </w:rPr>
+        <w:t>_WS_last_name_nick_name</w:t>
       </w:r>
       <w:proofErr w:type="spellEnd"/>
       <w:r>
@@ -926,6 +1126,7 @@
         <w:t>A l'issue des opérations funéraires, ses cendres seront dispersées autour de la stèle du Jardin du souvenir des donneurs, au cimetière de {</w:t>
       </w:r>
       <w:proofErr w:type="spellStart"/>
+      <w:proofErr w:type="gramStart"/>
       <w:r>
         <w:rPr>
           <w:rFonts w:ascii="Arial" w:hAnsi="Arial" w:cs="Arial"/>
@@ -935,13 +1136,30 @@
         <w:t>domain.city</w:t>
       </w:r>
       <w:proofErr w:type="spellEnd"/>
-      <w:r>
-        <w:rPr>
-          <w:rFonts w:ascii="Arial" w:hAnsi="Arial" w:cs="Arial"/>
-          <w:sz w:val="20"/>
-          <w:szCs w:val="20"/>
-        </w:rPr>
-        <w:t>} ou remises à sa famille ou à des proches qui se manifesteraient, conformément à l'article R 1261-8 du Décret n° 2022-719 du 27 avril 2022.</w:t>
+      <w:proofErr w:type="gramEnd"/>
+      <w:r>
+        <w:rPr>
+          <w:rFonts w:ascii="Arial" w:hAnsi="Arial" w:cs="Arial"/>
+          <w:sz w:val="20"/>
+          <w:szCs w:val="20"/>
+        </w:rPr>
+        <w:t xml:space="preserve">} ou remises à sa famille ou à des proches qui se manifesteraient, conformément à l'article R 1261-8 du </w:t>
+      </w:r>
+      <w:r>
+        <w:rPr>
+          <w:rFonts w:ascii="Arial" w:hAnsi="Arial" w:cs="Arial"/>
+          <w:sz w:val="20"/>
+          <w:szCs w:val="20"/>
+        </w:rPr>
+        <w:t>d</w:t>
+      </w:r>
+      <w:r>
+        <w:rPr>
+          <w:rFonts w:ascii="Arial" w:hAnsi="Arial" w:cs="Arial"/>
+          <w:sz w:val="20"/>
+          <w:szCs w:val="20"/>
+        </w:rPr>
+        <w:t>écret n° 2022-719 du 27 avril 2022.</w:t>
       </w:r>
     </w:p>
     <w:p>
@@ -994,9 +1212,37 @@
           <w:sz w:val="20"/>
           <w:szCs w:val="20"/>
         </w:rPr>
-        <w:t>Tokens_for_contact_Champs_de_fu.postal_greeting_id:label</w:t>
+        <w:t>Tokens_for_contact_Champs_de_</w:t>
+      </w:r>
+      <w:proofErr w:type="gramStart"/>
+      <w:r>
+        <w:rPr>
+          <w:rFonts w:ascii="Arial" w:hAnsi="Arial" w:cs="Arial"/>
+          <w:sz w:val="20"/>
+          <w:szCs w:val="20"/>
+        </w:rPr>
+        <w:t>fu.postal</w:t>
+      </w:r>
+      <w:proofErr w:type="gramEnd"/>
+      <w:r>
+        <w:rPr>
+          <w:rFonts w:ascii="Arial" w:hAnsi="Arial" w:cs="Arial"/>
+          <w:sz w:val="20"/>
+          <w:szCs w:val="20"/>
+        </w:rPr>
+        <w:t>_greeting_</w:t>
+      </w:r>
+      <w:proofErr w:type="gramStart"/>
+      <w:r>
+        <w:rPr>
+          <w:rFonts w:ascii="Arial" w:hAnsi="Arial" w:cs="Arial"/>
+          <w:sz w:val="20"/>
+          <w:szCs w:val="20"/>
+        </w:rPr>
+        <w:t>id:label</w:t>
       </w:r>
       <w:proofErr w:type="spellEnd"/>
+      <w:proofErr w:type="gramEnd"/>
       <w:r>
         <w:rPr>
           <w:rFonts w:ascii="Arial" w:hAnsi="Arial" w:cs="Arial"/>
@@ -1020,7 +1266,25 @@
           <w:sz w:val="20"/>
           <w:szCs w:val="20"/>
         </w:rPr>
-        <w:t>Tokens_for_contact_Champs_de_fu.CONCAT_WS_last_name_nick_name</w:t>
+        <w:t>Tokens_for_contact_Champs_de_</w:t>
+      </w:r>
+      <w:proofErr w:type="gramStart"/>
+      <w:r>
+        <w:rPr>
+          <w:rFonts w:ascii="Arial" w:hAnsi="Arial" w:cs="Arial"/>
+          <w:sz w:val="20"/>
+          <w:szCs w:val="20"/>
+        </w:rPr>
+        <w:t>fu.CONCAT</w:t>
+      </w:r>
+      <w:proofErr w:type="gramEnd"/>
+      <w:r>
+        <w:rPr>
+          <w:rFonts w:ascii="Arial" w:hAnsi="Arial" w:cs="Arial"/>
+          <w:sz w:val="20"/>
+          <w:szCs w:val="20"/>
+        </w:rPr>
+        <w:t>_WS_last_name_nick_name</w:t>
       </w:r>
       <w:proofErr w:type="spellEnd"/>
       <w:r>
@@ -1112,7 +1376,69 @@
           <w:sz w:val="20"/>
           <w:szCs w:val="20"/>
         </w:rPr>
-        <w:t xml:space="preserve">{Tokens_PAQPF_Champs_de_fusion_1.Contact_RelationshipCache_Contact_01.postal_greeting_display}, </w:t>
+        <w:t>{Tokens_PAQPF_Champs_de_fusion_</w:t>
+      </w:r>
+      <w:proofErr w:type="gramStart"/>
+      <w:r>
+        <w:rPr>
+          <w:rFonts w:ascii="Arial" w:hAnsi="Arial" w:cs="Arial"/>
+          <w:sz w:val="20"/>
+          <w:szCs w:val="20"/>
+        </w:rPr>
+        <w:t>1.Contact</w:t>
+      </w:r>
+      <w:proofErr w:type="gramEnd"/>
+      <w:r>
+        <w:rPr>
+          <w:rFonts w:ascii="Arial" w:hAnsi="Arial" w:cs="Arial"/>
+          <w:sz w:val="20"/>
+          <w:szCs w:val="20"/>
+        </w:rPr>
+        <w:t>_RelationshipCache_Contact_</w:t>
+      </w:r>
+      <w:proofErr w:type="gramStart"/>
+      <w:r>
+        <w:rPr>
+          <w:rFonts w:ascii="Arial" w:hAnsi="Arial" w:cs="Arial"/>
+          <w:sz w:val="20"/>
+          <w:szCs w:val="20"/>
+        </w:rPr>
+        <w:t>01.postal</w:t>
+      </w:r>
+      <w:proofErr w:type="gramEnd"/>
+      <w:r>
+        <w:rPr>
+          <w:rFonts w:ascii="Arial" w:hAnsi="Arial" w:cs="Arial"/>
+          <w:sz w:val="20"/>
+          <w:szCs w:val="20"/>
+        </w:rPr>
+        <w:t>_greeting_</w:t>
+      </w:r>
+      <w:proofErr w:type="gramStart"/>
+      <w:r>
+        <w:rPr>
+          <w:rFonts w:ascii="Arial" w:hAnsi="Arial" w:cs="Arial"/>
+          <w:sz w:val="20"/>
+          <w:szCs w:val="20"/>
+        </w:rPr>
+        <w:t>id:label</w:t>
+      </w:r>
+      <w:proofErr w:type="gramEnd"/>
+      <w:r>
+        <w:rPr>
+          <w:rFonts w:ascii="Arial" w:hAnsi="Arial" w:cs="Arial"/>
+          <w:sz w:val="20"/>
+          <w:szCs w:val="20"/>
+        </w:rPr>
+        <w:t>}</w:t>
+      </w:r>
+      <w:r>
+        <w:rPr>
+          <w:rFonts w:ascii="Arial" w:hAnsi="Arial" w:cs="Arial"/>
+          <w:sz w:val="20"/>
+          <w:szCs w:val="20"/>
+        </w:rPr>
+        <w:t>,</w:t>
       </w:r>
       <w:r>
         <w:rPr>
@@ -1206,7 +1532,7 @@
                 <w:szCs w:val="20"/>
               </w:rPr>
               <w:drawing>
-                <wp:inline distT="0" distB="0" distL="0" distR="0" wp14:anchorId="03D873D8" wp14:editId="21E0D700">
+                <wp:inline distT="0" distB="0" distL="0" distR="0" wp14:anchorId="6D220AF9" wp14:editId="4E0BDBE1">
                   <wp:extent cx="1855986" cy="816634"/>
                   <wp:effectExtent l="0" t="0" r="0" b="0"/>
                   <wp:docPr id="1009184800" name="Image 1"/>
@@ -1487,10 +1813,7 @@
 <w:ftr xmlns:wpc="http://schemas.microsoft.com/office/word/2010/wordprocessingCanvas" xmlns:cx="http://schemas.microsoft.com/office/drawing/2014/chartex" xmlns:cx1="http://schemas.microsoft.com/office/drawing/2015/9/8/chartex" xmlns:cx2="http://schemas.microsoft.com/office/drawing/2015/10/21/chartex" xmlns:cx3="http://schemas.microsoft.com/office/drawing/2016/5/9/chartex" xmlns:cx4="http://schemas.microsoft.com/office/drawing/2016/5/10/chartex" xmlns:cx5="http://schemas.microsoft.com/office/drawing/2016/5/11/chartex" xmlns:cx6="http://schemas.microsoft.com/office/drawing/2016/5/12/chartex" xmlns:cx7="http://schemas.microsoft.com/office/drawing/2016/5/13/chartex" xmlns:cx8="http://schemas.microsoft.com/office/drawing/2016/5/14/chartex" xmlns:mc="http://schemas.openxmlformats.org/markup-compatibility/2006" xmlns:aink="http://schemas.microsoft.com/office/drawing/2016/ink" xmlns:am3d="http://schemas.microsoft.com/office/drawing/2017/model3d" xmlns:o="urn:schemas-microsoft-com:office:office" xmlns:oel="http://schemas.microsoft.com/office/2019/extlst" xmlns:r="http://schemas.openxmlformats.org/officeDocument/2006/relationships" xmlns:m="http://schemas.openxmlformats.org/officeDocument/2006/math" xmlns:v="urn:schemas-microsoft-com:vml" xmlns:wp14="http://schemas.microsoft.com/office/word/2010/wordprocessingDrawing" xmlns:wp="http://schemas.openxmlformats.org/drawingml/2006/wordprocessingDrawing" xmlns:w10="urn:schemas-microsoft-com:office:word" xmlns:w="http://schemas.openxmlformats.org/wordprocessingml/2006/main" xmlns:w14="http://schemas.microsoft.com/office/word/2010/wordml" xmlns:w15="http://schemas.microsoft.com/office/word/2012/wordml" xmlns:w16cex="http://schemas.microsoft.com/office/word/2018/wordml/cex" xmlns:w16cid="http://schemas.microsoft.com/office/word/2016/wordml/cid" xmlns:w16="http://schemas.microsoft.com/office/word/2018/wordml" xmlns:w16du="http://schemas.microsoft.com/office/word/2023/wordml/word16du" xmlns:w16sdtdh="http://schemas.microsoft.com/office/word/2020/wordml/sdtdatahash" xmlns:w16sdtfl="http://schemas.microsoft.com/office/word/2024/wordml/sdtformatlock" xmlns:w16se="http://schemas.microsoft.com/office/word/2015/wordml/symex" xmlns:wpg="http://schemas.microsoft.com/office/word/2010/wordprocessingGroup" xmlns:wpi="http://schemas.microsoft.com/office/word/2010/wordprocessingInk" xmlns:wne="http://schemas.microsoft.com/office/word/2006/wordml" xmlns:wps="http://schemas.microsoft.com/office/word/2010/wordprocessingShape" mc:Ignorable="w14 w15 w16se w16cid w16 w16cex w16sdtdh w16sdtfl w16du wp14">
   <w:p>
     <w:pPr>
-      <w:pStyle w:val="ADRESSEpieddepage"/>
-      <w:rPr>
-        <w:rFonts w:ascii="Arial" w:hAnsi="Arial" w:cs="Arial"/>
-      </w:rPr>
+      <w:pStyle w:val="Pieddepage"/>
     </w:pPr>
   </w:p>
 </w:ftr>
